--- a/Глава_02.docx
+++ b/Глава_02.docx
@@ -3542,7 +3542,7 @@
         <w:jc w:val="both"/>
       </w:pPr>
       <w:r>
-        <w:t xml:space="preserve">— У тебя юбка мокрая по подолу, — сказала она. — Ты сидела где-то у воды.</w:t>
+        <w:t xml:space="preserve">— У тебя рубашка мокрая, — сказала она. — Ты сидела где-то у воды.</w:t>
       </w:r>
     </w:p>
     <w:p>
